--- a/新建文件夹/新建文件夹/BIM协同设计对建筑结构设计质量的影响研究——以装配式住宅项目为例/BIM协同设计对建筑结构设计质量的影响研究——以装配式住宅项目为例_图片修复版.docx
+++ b/新建文件夹/新建文件夹/BIM协同设计对建筑结构设计质量的影响研究——以装配式住宅项目为例/BIM协同设计对建筑结构设计质量的影响研究——以装配式住宅项目为例_图片修复版.docx
@@ -6202,33 +6202,31 @@
       <w:pPr>
         <w:keepNext/>
         <w:spacing w:line="360" w:lineRule="auto"/>
+        <w:ind w:firstLine="480"/>
         <w:jc w:val="center"/>
         <w:rPr>
-          <w:color w:val="000000"/>
-          <w:sz w:val="24"/>
-        </w:rPr>
-      </w:pPr>
-      <w:r>
-        <w:rPr>
-          <w:noProof/>
-        </w:rPr>
+          <w:rFonts w:hint="eastAsia"/>
+          <w:color w:val="000000"/>
+          <w:sz w:val="24"/>
+        </w:rPr>
+      </w:pPr>
+      <w:r>
         <w:drawing>
-          <wp:inline distT="0" distB="0" distL="0" distR="0" wp14:anchorId="115EF067" wp14:editId="02394A0E">
+          <wp:inline xmlns:a="http://schemas.openxmlformats.org/drawingml/2006/main" xmlns:pic="http://schemas.openxmlformats.org/drawingml/2006/picture">
             <wp:extent cx="4680000" cy="5872863"/>
-            <wp:effectExtent l="0" t="0" r="0" b="0"/>
-            <wp:docPr id="1755612847" name="Picture 1"/>
+            <wp:docPr id="1" name="Picture 1"/>
             <wp:cNvGraphicFramePr>
-              <a:graphicFrameLocks xmlns:a="http://schemas.openxmlformats.org/drawingml/2006/main" noChangeAspect="1"/>
+              <a:graphicFrameLocks noChangeAspect="1"/>
             </wp:cNvGraphicFramePr>
-            <a:graphic xmlns:a="http://schemas.openxmlformats.org/drawingml/2006/main">
+            <a:graphic>
               <a:graphicData uri="http://schemas.openxmlformats.org/drawingml/2006/picture">
-                <pic:pic xmlns:pic="http://schemas.openxmlformats.org/drawingml/2006/picture">
+                <pic:pic>
                   <pic:nvPicPr>
                     <pic:cNvPr id="0" name="fig3_1.png"/>
                     <pic:cNvPicPr/>
                   </pic:nvPicPr>
                   <pic:blipFill>
-                    <a:blip/>
+                    <a:blip r:embed="rId14"/>
                     <a:stretch>
                       <a:fillRect/>
                     </a:stretch>
@@ -6238,9 +6236,7 @@
                       <a:off x="0" y="0"/>
                       <a:ext cx="4680000" cy="5872863"/>
                     </a:xfrm>
-                    <a:prstGeom prst="rect">
-                      <a:avLst/>
-                    </a:prstGeom>
+                    <a:prstGeom prst="rect"/>
                   </pic:spPr>
                 </pic:pic>
               </a:graphicData>
@@ -7547,34 +7543,31 @@
       <w:pPr>
         <w:keepNext/>
         <w:spacing w:line="360" w:lineRule="auto"/>
+        <w:ind w:firstLine="480"/>
         <w:jc w:val="center"/>
         <w:rPr>
-          <w:color w:val="000000"/>
-          <w:sz w:val="24"/>
-        </w:rPr>
-      </w:pPr>
-      <w:r>
-        <w:rPr>
-          <w:noProof/>
-        </w:rPr>
-        <w:lastRenderedPageBreak/>
+          <w:rFonts w:hint="eastAsia"/>
+          <w:color w:val="000000"/>
+          <w:sz w:val="24"/>
+        </w:rPr>
+      </w:pPr>
+      <w:r>
         <w:drawing>
-          <wp:inline distT="0" distB="0" distL="0" distR="0" wp14:anchorId="6ADABC1F" wp14:editId="646FE494">
+          <wp:inline xmlns:a="http://schemas.openxmlformats.org/drawingml/2006/main" xmlns:pic="http://schemas.openxmlformats.org/drawingml/2006/picture">
             <wp:extent cx="4680000" cy="3358899"/>
-            <wp:effectExtent l="0" t="0" r="0" b="0"/>
-            <wp:docPr id="922220413" name="Picture 1"/>
+            <wp:docPr id="1" name="Picture 1"/>
             <wp:cNvGraphicFramePr>
-              <a:graphicFrameLocks xmlns:a="http://schemas.openxmlformats.org/drawingml/2006/main" noChangeAspect="1"/>
+              <a:graphicFrameLocks noChangeAspect="1"/>
             </wp:cNvGraphicFramePr>
-            <a:graphic xmlns:a="http://schemas.openxmlformats.org/drawingml/2006/main">
+            <a:graphic>
               <a:graphicData uri="http://schemas.openxmlformats.org/drawingml/2006/picture">
-                <pic:pic xmlns:pic="http://schemas.openxmlformats.org/drawingml/2006/picture">
+                <pic:pic>
                   <pic:nvPicPr>
                     <pic:cNvPr id="0" name="fig4_1.png"/>
                     <pic:cNvPicPr/>
                   </pic:nvPicPr>
                   <pic:blipFill>
-                    <a:blip/>
+                    <a:blip r:embed="rId15"/>
                     <a:stretch>
                       <a:fillRect/>
                     </a:stretch>
@@ -7584,9 +7577,7 @@
                       <a:off x="0" y="0"/>
                       <a:ext cx="4680000" cy="3358899"/>
                     </a:xfrm>
-                    <a:prstGeom prst="rect">
-                      <a:avLst/>
-                    </a:prstGeom>
+                    <a:prstGeom prst="rect"/>
                   </pic:spPr>
                 </pic:pic>
               </a:graphicData>
